--- a/SOC Analyst Meeting Minutes - Jul  18 2025.docx
+++ b/SOC Analyst Meeting Minutes - Jul  18 2025.docx
@@ -248,16 +248,86 @@
           <w:szCs w:val="24"/>
         </w:rPr>
       </w:pPr>
-      <w:proofErr w:type="spellStart"/>
-      <w:r>
-        <w:rPr>
-          <w:rFonts w:ascii="Century Gothic" w:eastAsia="Century Gothic" w:hAnsi="Century Gothic" w:cs="Century Gothic"/>
-          <w:sz w:val="24"/>
-          <w:szCs w:val="24"/>
-        </w:rPr>
-        <w:t>Kosisochukwu</w:t>
-      </w:r>
-      <w:proofErr w:type="spellEnd"/>
+      <w:r>
+        <w:rPr>
+          <w:rFonts w:ascii="Century Gothic" w:eastAsia="Century Gothic" w:hAnsi="Century Gothic" w:cs="Century Gothic"/>
+          <w:sz w:val="24"/>
+          <w:szCs w:val="24"/>
+        </w:rPr>
+        <w:t>Kosisochukwu Ahize, Adebowale Adeniran, Ikechukwu Iwu</w:t>
+      </w:r>
+      <w:r>
+        <w:rPr>
+          <w:rFonts w:ascii="Century Gothic" w:eastAsia="Century Gothic" w:hAnsi="Century Gothic" w:cs="Century Gothic"/>
+          <w:sz w:val="24"/>
+          <w:szCs w:val="24"/>
+        </w:rPr>
+        <w:t xml:space="preserve">, Susan Onyekachi, </w:t>
+      </w:r>
+      <w:r>
+        <w:rPr>
+          <w:rFonts w:ascii="Century Gothic" w:eastAsia="Century Gothic" w:hAnsi="Century Gothic" w:cs="Century Gothic"/>
+          <w:sz w:val="24"/>
+          <w:szCs w:val="24"/>
+        </w:rPr>
+        <w:t>Blessing Ezeobioha</w:t>
+      </w:r>
+      <w:r>
+        <w:rPr>
+          <w:rFonts w:ascii="Century Gothic" w:eastAsia="Century Gothic" w:hAnsi="Century Gothic" w:cs="Century Gothic"/>
+          <w:sz w:val="24"/>
+          <w:szCs w:val="24"/>
+        </w:rPr>
+        <w:t xml:space="preserve">, </w:t>
+      </w:r>
+      <w:r>
+        <w:rPr>
+          <w:rFonts w:ascii="Century Gothic" w:eastAsia="Century Gothic" w:hAnsi="Century Gothic" w:cs="Century Gothic"/>
+          <w:sz w:val="24"/>
+          <w:szCs w:val="24"/>
+        </w:rPr>
+        <w:t>Adetayo Jesujuwonlo</w:t>
+      </w:r>
+      <w:r>
+        <w:rPr>
+          <w:rFonts w:ascii="Century Gothic" w:eastAsia="Century Gothic" w:hAnsi="Century Gothic" w:cs="Century Gothic"/>
+          <w:sz w:val="24"/>
+          <w:szCs w:val="24"/>
+        </w:rPr>
+        <w:t xml:space="preserve">, </w:t>
+      </w:r>
+      <w:r>
+        <w:rPr>
+          <w:rFonts w:ascii="Century Gothic" w:eastAsia="Century Gothic" w:hAnsi="Century Gothic" w:cs="Century Gothic"/>
+          <w:sz w:val="24"/>
+          <w:szCs w:val="24"/>
+        </w:rPr>
+        <w:t>Patrick Mb</w:t>
+      </w:r>
+      <w:r>
+        <w:rPr>
+          <w:rFonts w:ascii="Century Gothic" w:eastAsia="Century Gothic" w:hAnsi="Century Gothic" w:cs="Century Gothic"/>
+          <w:sz w:val="24"/>
+          <w:szCs w:val="24"/>
+        </w:rPr>
+        <w:t>a</w:t>
+      </w:r>
+      <w:r>
+        <w:rPr>
+          <w:rFonts w:ascii="Century Gothic" w:eastAsia="Century Gothic" w:hAnsi="Century Gothic" w:cs="Century Gothic"/>
+          <w:sz w:val="24"/>
+          <w:szCs w:val="24"/>
+        </w:rPr>
+        <w:t>malu</w:t>
+      </w:r>
+      <w:r>
+        <w:rPr>
+          <w:rFonts w:ascii="Century Gothic" w:eastAsia="Century Gothic" w:hAnsi="Century Gothic" w:cs="Century Gothic"/>
+          <w:sz w:val="24"/>
+          <w:szCs w:val="24"/>
+        </w:rPr>
+        <w:t xml:space="preserve"> and</w:t>
+      </w:r>
       <w:r>
         <w:rPr>
           <w:rFonts w:ascii="Century Gothic" w:eastAsia="Century Gothic" w:hAnsi="Century Gothic" w:cs="Century Gothic"/>
@@ -266,179 +336,13 @@
         </w:rPr>
         <w:t xml:space="preserve"> </w:t>
       </w:r>
-      <w:proofErr w:type="spellStart"/>
-      <w:r>
-        <w:rPr>
-          <w:rFonts w:ascii="Century Gothic" w:eastAsia="Century Gothic" w:hAnsi="Century Gothic" w:cs="Century Gothic"/>
-          <w:sz w:val="24"/>
-          <w:szCs w:val="24"/>
-        </w:rPr>
-        <w:t>Ahize</w:t>
-      </w:r>
-      <w:proofErr w:type="spellEnd"/>
-      <w:r>
-        <w:rPr>
-          <w:rFonts w:ascii="Century Gothic" w:eastAsia="Century Gothic" w:hAnsi="Century Gothic" w:cs="Century Gothic"/>
-          <w:sz w:val="24"/>
-          <w:szCs w:val="24"/>
-        </w:rPr>
-        <w:t xml:space="preserve">, Adebowale Adeniran, Ikechukwu </w:t>
-      </w:r>
-      <w:proofErr w:type="spellStart"/>
-      <w:r>
-        <w:rPr>
-          <w:rFonts w:ascii="Century Gothic" w:eastAsia="Century Gothic" w:hAnsi="Century Gothic" w:cs="Century Gothic"/>
-          <w:sz w:val="24"/>
-          <w:szCs w:val="24"/>
-        </w:rPr>
-        <w:t>Iwu</w:t>
-      </w:r>
-      <w:proofErr w:type="spellEnd"/>
-      <w:r>
-        <w:rPr>
-          <w:rFonts w:ascii="Century Gothic" w:eastAsia="Century Gothic" w:hAnsi="Century Gothic" w:cs="Century Gothic"/>
-          <w:sz w:val="24"/>
-          <w:szCs w:val="24"/>
-        </w:rPr>
-        <w:t xml:space="preserve">, Susan Onyekachi, </w:t>
-      </w:r>
-      <w:r>
-        <w:rPr>
-          <w:rFonts w:ascii="Century Gothic" w:eastAsia="Century Gothic" w:hAnsi="Century Gothic" w:cs="Century Gothic"/>
-          <w:sz w:val="24"/>
-          <w:szCs w:val="24"/>
-        </w:rPr>
-        <w:t xml:space="preserve">Blessing </w:t>
-      </w:r>
-      <w:proofErr w:type="spellStart"/>
-      <w:r>
-        <w:rPr>
-          <w:rFonts w:ascii="Century Gothic" w:eastAsia="Century Gothic" w:hAnsi="Century Gothic" w:cs="Century Gothic"/>
-          <w:sz w:val="24"/>
-          <w:szCs w:val="24"/>
-        </w:rPr>
-        <w:t>Ezeobioha</w:t>
-      </w:r>
-      <w:proofErr w:type="spellEnd"/>
-      <w:r>
-        <w:rPr>
-          <w:rFonts w:ascii="Century Gothic" w:eastAsia="Century Gothic" w:hAnsi="Century Gothic" w:cs="Century Gothic"/>
-          <w:sz w:val="24"/>
-          <w:szCs w:val="24"/>
-        </w:rPr>
-        <w:t xml:space="preserve">, </w:t>
-      </w:r>
-      <w:proofErr w:type="spellStart"/>
-      <w:r>
-        <w:rPr>
-          <w:rFonts w:ascii="Century Gothic" w:eastAsia="Century Gothic" w:hAnsi="Century Gothic" w:cs="Century Gothic"/>
-          <w:sz w:val="24"/>
-          <w:szCs w:val="24"/>
-        </w:rPr>
-        <w:t>Adetayo</w:t>
-      </w:r>
-      <w:proofErr w:type="spellEnd"/>
-      <w:r>
-        <w:rPr>
-          <w:rFonts w:ascii="Century Gothic" w:eastAsia="Century Gothic" w:hAnsi="Century Gothic" w:cs="Century Gothic"/>
-          <w:sz w:val="24"/>
-          <w:szCs w:val="24"/>
-        </w:rPr>
-        <w:t xml:space="preserve"> </w:t>
-      </w:r>
-      <w:proofErr w:type="spellStart"/>
-      <w:r>
-        <w:rPr>
-          <w:rFonts w:ascii="Century Gothic" w:eastAsia="Century Gothic" w:hAnsi="Century Gothic" w:cs="Century Gothic"/>
-          <w:sz w:val="24"/>
-          <w:szCs w:val="24"/>
-        </w:rPr>
-        <w:t>Jesujuwonlo</w:t>
-      </w:r>
-      <w:proofErr w:type="spellEnd"/>
-      <w:r>
-        <w:rPr>
-          <w:rFonts w:ascii="Century Gothic" w:eastAsia="Century Gothic" w:hAnsi="Century Gothic" w:cs="Century Gothic"/>
-          <w:sz w:val="24"/>
-          <w:szCs w:val="24"/>
-        </w:rPr>
-        <w:t xml:space="preserve"> and </w:t>
-      </w:r>
-      <w:r>
-        <w:rPr>
-          <w:rFonts w:ascii="Century Gothic" w:eastAsia="Century Gothic" w:hAnsi="Century Gothic" w:cs="Century Gothic"/>
-          <w:sz w:val="24"/>
-          <w:szCs w:val="24"/>
-        </w:rPr>
-        <w:t xml:space="preserve">Patrick </w:t>
-      </w:r>
-      <w:proofErr w:type="spellStart"/>
-      <w:r>
-        <w:rPr>
-          <w:rFonts w:ascii="Century Gothic" w:eastAsia="Century Gothic" w:hAnsi="Century Gothic" w:cs="Century Gothic"/>
-          <w:sz w:val="24"/>
-          <w:szCs w:val="24"/>
-        </w:rPr>
-        <w:t>Mb</w:t>
-      </w:r>
-      <w:r>
-        <w:rPr>
-          <w:rFonts w:ascii="Century Gothic" w:eastAsia="Century Gothic" w:hAnsi="Century Gothic" w:cs="Century Gothic"/>
-          <w:sz w:val="24"/>
-          <w:szCs w:val="24"/>
-        </w:rPr>
-        <w:t>a</w:t>
-      </w:r>
-      <w:r>
-        <w:rPr>
-          <w:rFonts w:ascii="Century Gothic" w:eastAsia="Century Gothic" w:hAnsi="Century Gothic" w:cs="Century Gothic"/>
-          <w:sz w:val="24"/>
-          <w:szCs w:val="24"/>
-        </w:rPr>
-        <w:t>malu</w:t>
-      </w:r>
-      <w:proofErr w:type="spellEnd"/>
-      <w:r>
-        <w:rPr>
-          <w:rFonts w:ascii="Century Gothic" w:eastAsia="Century Gothic" w:hAnsi="Century Gothic" w:cs="Century Gothic"/>
-          <w:sz w:val="24"/>
-          <w:szCs w:val="24"/>
-        </w:rPr>
-        <w:t>,</w:t>
-      </w:r>
-      <w:r>
-        <w:rPr>
-          <w:rFonts w:ascii="Century Gothic" w:eastAsia="Century Gothic" w:hAnsi="Century Gothic" w:cs="Century Gothic"/>
-          <w:sz w:val="24"/>
-          <w:szCs w:val="24"/>
-        </w:rPr>
-        <w:t xml:space="preserve"> </w:t>
-      </w:r>
-      <w:r>
-        <w:rPr>
-          <w:rFonts w:ascii="Century Gothic" w:eastAsia="Century Gothic" w:hAnsi="Century Gothic" w:cs="Century Gothic"/>
-          <w:sz w:val="24"/>
-          <w:szCs w:val="24"/>
-        </w:rPr>
-        <w:t xml:space="preserve">Babatunde </w:t>
-      </w:r>
-      <w:proofErr w:type="spellStart"/>
-      <w:r>
-        <w:rPr>
-          <w:rFonts w:ascii="Century Gothic" w:eastAsia="Century Gothic" w:hAnsi="Century Gothic" w:cs="Century Gothic"/>
-          <w:sz w:val="24"/>
-          <w:szCs w:val="24"/>
-        </w:rPr>
-        <w:t>Ogooluwa</w:t>
-      </w:r>
-      <w:proofErr w:type="spellEnd"/>
-      <w:r>
-        <w:rPr>
-          <w:rFonts w:ascii="Century Gothic" w:eastAsia="Century Gothic" w:hAnsi="Century Gothic" w:cs="Century Gothic"/>
-          <w:sz w:val="24"/>
-          <w:szCs w:val="24"/>
-        </w:rPr>
-        <w:t xml:space="preserve">, </w:t>
+      <w:r>
+        <w:rPr>
+          <w:rFonts w:ascii="Century Gothic" w:eastAsia="Century Gothic" w:hAnsi="Century Gothic" w:cs="Century Gothic"/>
+          <w:sz w:val="24"/>
+          <w:szCs w:val="24"/>
+        </w:rPr>
+        <w:t>Babatunde Ogooluwa</w:t>
       </w:r>
     </w:p>
     <w:p>
@@ -480,19 +384,6 @@
         </w:rPr>
         <w:t>Absent</w:t>
       </w:r>
-    </w:p>
-    <w:p>
-      <w:pPr>
-        <w:tabs>
-          <w:tab w:val="left" w:pos="3310"/>
-        </w:tabs>
-        <w:spacing w:after="0" w:line="240" w:lineRule="auto"/>
-        <w:rPr>
-          <w:rFonts w:ascii="Century Gothic" w:eastAsia="Century Gothic" w:hAnsi="Century Gothic" w:cs="Century Gothic"/>
-          <w:sz w:val="24"/>
-          <w:szCs w:val="24"/>
-        </w:rPr>
-      </w:pPr>
     </w:p>
     <w:p>
       <w:pPr>
@@ -1239,8 +1130,8 @@
       <w:tblGrid>
         <w:gridCol w:w="530"/>
         <w:gridCol w:w="1620"/>
-        <w:gridCol w:w="1980"/>
-        <w:gridCol w:w="1620"/>
+        <w:gridCol w:w="2070"/>
+        <w:gridCol w:w="1530"/>
         <w:gridCol w:w="2558"/>
         <w:gridCol w:w="1032"/>
         <w:gridCol w:w="1187"/>
@@ -1317,7 +1208,7 @@
         </w:tc>
         <w:tc>
           <w:tcPr>
-            <w:tcW w:w="1980" w:type="dxa"/>
+            <w:tcW w:w="2070" w:type="dxa"/>
             <w:shd w:val="clear" w:color="auto" w:fill="9BC2E6"/>
             <w:vAlign w:val="center"/>
             <w:hideMark/>
@@ -1371,7 +1262,7 @@
         </w:tc>
         <w:tc>
           <w:tcPr>
-            <w:tcW w:w="1620" w:type="dxa"/>
+            <w:tcW w:w="1530" w:type="dxa"/>
             <w:shd w:val="clear" w:color="auto" w:fill="9BC2E6"/>
             <w:vAlign w:val="center"/>
             <w:hideMark/>
@@ -1558,7 +1449,7 @@
         </w:tc>
         <w:tc>
           <w:tcPr>
-            <w:tcW w:w="1980" w:type="dxa"/>
+            <w:tcW w:w="2070" w:type="dxa"/>
           </w:tcPr>
           <w:p>
             <w:pPr>
@@ -1609,7 +1500,7 @@
         </w:tc>
         <w:tc>
           <w:tcPr>
-            <w:tcW w:w="1620" w:type="dxa"/>
+            <w:tcW w:w="1530" w:type="dxa"/>
           </w:tcPr>
           <w:p>
             <w:pPr>
@@ -1727,7 +1618,71 @@
                 <w:sz w:val="20"/>
                 <w:szCs w:val="20"/>
               </w:rPr>
-              <w:t xml:space="preserve"> has been pushed to CISO for review.</w:t>
+              <w:t xml:space="preserve"> </w:t>
+            </w:r>
+            <w:r>
+              <w:rPr>
+                <w:rFonts w:ascii="Century Gothic" w:eastAsia="Century Gothic" w:hAnsi="Century Gothic" w:cs="Century Gothic"/>
+                <w:sz w:val="20"/>
+                <w:szCs w:val="20"/>
+              </w:rPr>
+              <w:t xml:space="preserve">the first phase of Interview </w:t>
+            </w:r>
+            <w:r>
+              <w:rPr>
+                <w:rFonts w:ascii="Century Gothic" w:eastAsia="Century Gothic" w:hAnsi="Century Gothic" w:cs="Century Gothic"/>
+                <w:sz w:val="20"/>
+                <w:szCs w:val="20"/>
+              </w:rPr>
+              <w:t xml:space="preserve">has been </w:t>
+            </w:r>
+            <w:r>
+              <w:rPr>
+                <w:rFonts w:ascii="Century Gothic" w:eastAsia="Century Gothic" w:hAnsi="Century Gothic" w:cs="Century Gothic"/>
+                <w:sz w:val="20"/>
+                <w:szCs w:val="20"/>
+              </w:rPr>
+              <w:t xml:space="preserve">sent </w:t>
+            </w:r>
+            <w:r>
+              <w:rPr>
+                <w:rFonts w:ascii="Century Gothic" w:eastAsia="Century Gothic" w:hAnsi="Century Gothic" w:cs="Century Gothic"/>
+                <w:sz w:val="20"/>
+                <w:szCs w:val="20"/>
+              </w:rPr>
+              <w:t xml:space="preserve">to CISO for </w:t>
+            </w:r>
+            <w:r>
+              <w:rPr>
+                <w:rFonts w:ascii="Century Gothic" w:eastAsia="Century Gothic" w:hAnsi="Century Gothic" w:cs="Century Gothic"/>
+                <w:sz w:val="20"/>
+                <w:szCs w:val="20"/>
+              </w:rPr>
+              <w:t xml:space="preserve">further </w:t>
+            </w:r>
+            <w:r>
+              <w:rPr>
+                <w:rFonts w:ascii="Century Gothic" w:eastAsia="Century Gothic" w:hAnsi="Century Gothic" w:cs="Century Gothic"/>
+                <w:sz w:val="20"/>
+                <w:szCs w:val="20"/>
+              </w:rPr>
+              <w:t>review</w:t>
+            </w:r>
+            <w:r>
+              <w:rPr>
+                <w:rFonts w:ascii="Century Gothic" w:eastAsia="Century Gothic" w:hAnsi="Century Gothic" w:cs="Century Gothic"/>
+                <w:sz w:val="20"/>
+                <w:szCs w:val="20"/>
+              </w:rPr>
+              <w:t>/Interview</w:t>
+            </w:r>
+            <w:r>
+              <w:rPr>
+                <w:rFonts w:ascii="Century Gothic" w:eastAsia="Century Gothic" w:hAnsi="Century Gothic" w:cs="Century Gothic"/>
+                <w:sz w:val="20"/>
+                <w:szCs w:val="20"/>
+              </w:rPr>
+              <w:t>.</w:t>
             </w:r>
           </w:p>
           <w:p>
@@ -1918,42 +1873,31 @@
         </w:tc>
         <w:tc>
           <w:tcPr>
-            <w:tcW w:w="1980" w:type="dxa"/>
-          </w:tcPr>
-          <w:p>
-            <w:pPr>
-              <w:rPr>
-                <w:rFonts w:ascii="Century Gothic" w:eastAsia="Century Gothic" w:hAnsi="Century Gothic" w:cs="Century Gothic"/>
-                <w:color w:val="000000" w:themeColor="text1"/>
-                <w:sz w:val="20"/>
-                <w:szCs w:val="20"/>
-              </w:rPr>
-            </w:pPr>
-            <w:r>
-              <w:rPr>
-                <w:rFonts w:ascii="Century Gothic" w:eastAsia="Century Gothic" w:hAnsi="Century Gothic" w:cs="Century Gothic"/>
-                <w:color w:val="000000" w:themeColor="text1"/>
-                <w:sz w:val="20"/>
-                <w:szCs w:val="20"/>
-              </w:rPr>
-              <w:t xml:space="preserve">Training to enhance knowledge in threat Intelligence tools used by </w:t>
-            </w:r>
-            <w:proofErr w:type="spellStart"/>
-            <w:r>
-              <w:rPr>
-                <w:rFonts w:ascii="Century Gothic" w:eastAsia="Century Gothic" w:hAnsi="Century Gothic" w:cs="Century Gothic"/>
-                <w:color w:val="000000" w:themeColor="text1"/>
-                <w:sz w:val="20"/>
-                <w:szCs w:val="20"/>
-              </w:rPr>
-              <w:t>Teknowledge</w:t>
-            </w:r>
-            <w:proofErr w:type="spellEnd"/>
-          </w:p>
-        </w:tc>
-        <w:tc>
-          <w:tcPr>
-            <w:tcW w:w="1620" w:type="dxa"/>
+            <w:tcW w:w="2070" w:type="dxa"/>
+          </w:tcPr>
+          <w:p>
+            <w:pPr>
+              <w:rPr>
+                <w:rFonts w:ascii="Century Gothic" w:eastAsia="Century Gothic" w:hAnsi="Century Gothic" w:cs="Century Gothic"/>
+                <w:color w:val="000000" w:themeColor="text1"/>
+                <w:sz w:val="20"/>
+                <w:szCs w:val="20"/>
+              </w:rPr>
+            </w:pPr>
+            <w:r>
+              <w:rPr>
+                <w:rFonts w:ascii="Century Gothic" w:eastAsia="Century Gothic" w:hAnsi="Century Gothic" w:cs="Century Gothic"/>
+                <w:color w:val="000000" w:themeColor="text1"/>
+                <w:sz w:val="20"/>
+                <w:szCs w:val="20"/>
+              </w:rPr>
+              <w:t>Training to enhance knowledge in threat Intelligence tools used by Teknowledge</w:t>
+            </w:r>
+          </w:p>
+        </w:tc>
+        <w:tc>
+          <w:tcPr>
+            <w:tcW w:w="1530" w:type="dxa"/>
           </w:tcPr>
           <w:p>
             <w:pPr>
@@ -1981,16 +1925,6 @@
                 <w:szCs w:val="20"/>
               </w:rPr>
             </w:pPr>
-          </w:p>
-          <w:p>
-            <w:pPr>
-              <w:spacing w:after="0" w:line="240" w:lineRule="auto"/>
-              <w:rPr>
-                <w:rFonts w:ascii="Century Gothic" w:eastAsia="Century Gothic" w:hAnsi="Century Gothic" w:cs="Century Gothic"/>
-                <w:sz w:val="20"/>
-                <w:szCs w:val="20"/>
-              </w:rPr>
-            </w:pPr>
             <w:r>
               <w:rPr>
                 <w:rFonts w:ascii="Century Gothic" w:eastAsia="Century Gothic" w:hAnsi="Century Gothic" w:cs="Century Gothic"/>
@@ -2019,7 +1953,6 @@
               </w:rPr>
               <w:t xml:space="preserve"> July 2025), </w:t>
             </w:r>
-            <w:proofErr w:type="spellStart"/>
             <w:r>
               <w:rPr>
                 <w:rFonts w:ascii="Century Gothic" w:eastAsia="Century Gothic" w:hAnsi="Century Gothic" w:cs="Century Gothic"/>
@@ -2029,9 +1962,8 @@
                 <w:sz w:val="20"/>
                 <w:szCs w:val="20"/>
               </w:rPr>
-              <w:t>IntelX</w:t>
-            </w:r>
-            <w:proofErr w:type="spellEnd"/>
+              <w:t xml:space="preserve">IntelX </w:t>
+            </w:r>
             <w:r>
               <w:rPr>
                 <w:rFonts w:ascii="Century Gothic" w:eastAsia="Century Gothic" w:hAnsi="Century Gothic" w:cs="Century Gothic"/>
@@ -2041,60 +1973,16 @@
                 <w:sz w:val="20"/>
                 <w:szCs w:val="20"/>
               </w:rPr>
-              <w:t xml:space="preserve"> </w:t>
-            </w:r>
-            <w:r>
-              <w:rPr>
-                <w:rFonts w:ascii="Century Gothic" w:eastAsia="Century Gothic" w:hAnsi="Century Gothic" w:cs="Century Gothic"/>
-                <w:b/>
-                <w:bCs/>
-                <w:color w:val="000000" w:themeColor="text1"/>
-                <w:sz w:val="20"/>
-                <w:szCs w:val="20"/>
-              </w:rPr>
-              <w:t xml:space="preserve">with </w:t>
-            </w:r>
-            <w:proofErr w:type="spellStart"/>
-            <w:r>
-              <w:rPr>
-                <w:rFonts w:ascii="Century Gothic" w:eastAsia="Century Gothic" w:hAnsi="Century Gothic" w:cs="Century Gothic"/>
-                <w:b/>
-                <w:bCs/>
-                <w:color w:val="000000" w:themeColor="text1"/>
-                <w:sz w:val="20"/>
-                <w:szCs w:val="20"/>
-              </w:rPr>
-              <w:t>Tomassi</w:t>
-            </w:r>
-            <w:proofErr w:type="spellEnd"/>
-            <w:r>
-              <w:rPr>
-                <w:rFonts w:ascii="Century Gothic" w:eastAsia="Century Gothic" w:hAnsi="Century Gothic" w:cs="Century Gothic"/>
-                <w:color w:val="000000" w:themeColor="text1"/>
-                <w:sz w:val="20"/>
-                <w:szCs w:val="20"/>
-              </w:rPr>
-              <w:t xml:space="preserve">. The meeting Link will be shared as soon as </w:t>
-            </w:r>
-            <w:proofErr w:type="spellStart"/>
-            <w:r>
-              <w:rPr>
-                <w:rFonts w:ascii="Century Gothic" w:eastAsia="Century Gothic" w:hAnsi="Century Gothic" w:cs="Century Gothic"/>
-                <w:color w:val="000000" w:themeColor="text1"/>
-                <w:sz w:val="20"/>
-                <w:szCs w:val="20"/>
-              </w:rPr>
-              <w:t>Tomassi</w:t>
-            </w:r>
-            <w:proofErr w:type="spellEnd"/>
-            <w:r>
-              <w:rPr>
-                <w:rFonts w:ascii="Century Gothic" w:eastAsia="Century Gothic" w:hAnsi="Century Gothic" w:cs="Century Gothic"/>
-                <w:color w:val="000000" w:themeColor="text1"/>
-                <w:sz w:val="20"/>
-                <w:szCs w:val="20"/>
-              </w:rPr>
-              <w:t xml:space="preserve"> shares it </w:t>
+              <w:t>with Tomassi</w:t>
+            </w:r>
+            <w:r>
+              <w:rPr>
+                <w:rFonts w:ascii="Century Gothic" w:eastAsia="Century Gothic" w:hAnsi="Century Gothic" w:cs="Century Gothic"/>
+                <w:color w:val="000000" w:themeColor="text1"/>
+                <w:sz w:val="20"/>
+                <w:szCs w:val="20"/>
+              </w:rPr>
+              <w:t xml:space="preserve">. The meeting Link will be shared as soon as Tomassi shares it </w:t>
             </w:r>
           </w:p>
         </w:tc>
@@ -2211,7 +2099,7 @@
         </w:tc>
         <w:tc>
           <w:tcPr>
-            <w:tcW w:w="1980" w:type="dxa"/>
+            <w:tcW w:w="2070" w:type="dxa"/>
           </w:tcPr>
           <w:p>
             <w:pPr>
@@ -2235,7 +2123,7 @@
         </w:tc>
         <w:tc>
           <w:tcPr>
-            <w:tcW w:w="1620" w:type="dxa"/>
+            <w:tcW w:w="1530" w:type="dxa"/>
           </w:tcPr>
           <w:p>
             <w:pPr>
@@ -2247,25 +2135,14 @@
                 <w:szCs w:val="20"/>
               </w:rPr>
             </w:pPr>
-            <w:proofErr w:type="spellStart"/>
-            <w:r>
-              <w:rPr>
-                <w:rFonts w:ascii="Century Gothic" w:eastAsia="Century Gothic" w:hAnsi="Century Gothic" w:cs="Century Gothic"/>
-                <w:color w:val="000000" w:themeColor="text1"/>
-                <w:sz w:val="20"/>
-                <w:szCs w:val="20"/>
-              </w:rPr>
-              <w:t>Kosi</w:t>
-            </w:r>
-            <w:proofErr w:type="spellEnd"/>
-            <w:r>
-              <w:rPr>
-                <w:rFonts w:ascii="Century Gothic" w:eastAsia="Century Gothic" w:hAnsi="Century Gothic" w:cs="Century Gothic"/>
-                <w:color w:val="000000" w:themeColor="text1"/>
-                <w:sz w:val="20"/>
-                <w:szCs w:val="20"/>
-              </w:rPr>
-              <w:t>/SOC Manager</w:t>
+            <w:r>
+              <w:rPr>
+                <w:rFonts w:ascii="Century Gothic" w:eastAsia="Century Gothic" w:hAnsi="Century Gothic" w:cs="Century Gothic"/>
+                <w:color w:val="000000" w:themeColor="text1"/>
+                <w:sz w:val="20"/>
+                <w:szCs w:val="20"/>
+              </w:rPr>
+              <w:t>Kosi/SOC Manager</w:t>
             </w:r>
           </w:p>
         </w:tc>
@@ -2317,7 +2194,15 @@
                 <w:sz w:val="20"/>
                 <w:szCs w:val="20"/>
               </w:rPr>
-              <w:t>When some of those alerts are noticed that the location or IP is changed, then escalations should be made</w:t>
+              <w:t xml:space="preserve">When </w:t>
+            </w:r>
+            <w:r>
+              <w:rPr>
+                <w:rFonts w:ascii="Century Gothic" w:eastAsia="Century Gothic" w:hAnsi="Century Gothic" w:cs="Century Gothic"/>
+                <w:sz w:val="20"/>
+                <w:szCs w:val="20"/>
+              </w:rPr>
+              <w:t>alerts from authorized user doesn’t close automatically, kindly do further check on the location where the access is made from.</w:t>
             </w:r>
           </w:p>
         </w:tc>
@@ -2434,31 +2319,49 @@
         </w:tc>
         <w:tc>
           <w:tcPr>
-            <w:tcW w:w="1980" w:type="dxa"/>
-          </w:tcPr>
-          <w:p>
-            <w:pPr>
-              <w:rPr>
-                <w:rFonts w:ascii="Century Gothic" w:eastAsia="Century Gothic" w:hAnsi="Century Gothic" w:cs="Century Gothic"/>
-                <w:color w:val="000000" w:themeColor="text1"/>
-                <w:sz w:val="20"/>
-                <w:szCs w:val="20"/>
-              </w:rPr>
-            </w:pPr>
-            <w:r>
-              <w:rPr>
-                <w:rFonts w:ascii="Century Gothic" w:eastAsia="Century Gothic" w:hAnsi="Century Gothic" w:cs="Century Gothic"/>
-                <w:color w:val="000000" w:themeColor="text1"/>
-                <w:sz w:val="20"/>
-                <w:szCs w:val="20"/>
-              </w:rPr>
-              <w:t>Progress report on New Client for Monitoring</w:t>
-            </w:r>
-          </w:p>
-        </w:tc>
-        <w:tc>
-          <w:tcPr>
-            <w:tcW w:w="1620" w:type="dxa"/>
+            <w:tcW w:w="2070" w:type="dxa"/>
+          </w:tcPr>
+          <w:p>
+            <w:pPr>
+              <w:rPr>
+                <w:rFonts w:ascii="Century Gothic" w:eastAsia="Century Gothic" w:hAnsi="Century Gothic" w:cs="Century Gothic"/>
+                <w:color w:val="000000" w:themeColor="text1"/>
+                <w:sz w:val="20"/>
+                <w:szCs w:val="20"/>
+              </w:rPr>
+            </w:pPr>
+            <w:r>
+              <w:rPr>
+                <w:rFonts w:ascii="Century Gothic" w:eastAsia="Century Gothic" w:hAnsi="Century Gothic" w:cs="Century Gothic"/>
+                <w:color w:val="000000" w:themeColor="text1"/>
+                <w:sz w:val="20"/>
+                <w:szCs w:val="20"/>
+              </w:rPr>
+              <w:t xml:space="preserve">Progress report on New Client for </w:t>
+            </w:r>
+            <w:r>
+              <w:rPr>
+                <w:rFonts w:ascii="Century Gothic" w:eastAsia="Century Gothic" w:hAnsi="Century Gothic" w:cs="Century Gothic"/>
+                <w:color w:val="000000" w:themeColor="text1"/>
+                <w:sz w:val="20"/>
+                <w:szCs w:val="20"/>
+              </w:rPr>
+              <w:t xml:space="preserve">SOC </w:t>
+            </w:r>
+            <w:r>
+              <w:rPr>
+                <w:rFonts w:ascii="Century Gothic" w:eastAsia="Century Gothic" w:hAnsi="Century Gothic" w:cs="Century Gothic"/>
+                <w:color w:val="000000" w:themeColor="text1"/>
+                <w:sz w:val="20"/>
+                <w:szCs w:val="20"/>
+              </w:rPr>
+              <w:t>Monitoring</w:t>
+            </w:r>
+          </w:p>
+        </w:tc>
+        <w:tc>
+          <w:tcPr>
+            <w:tcW w:w="1530" w:type="dxa"/>
           </w:tcPr>
           <w:p>
             <w:pPr>
@@ -2591,45 +2494,25 @@
         </w:tc>
         <w:tc>
           <w:tcPr>
-            <w:tcW w:w="1980" w:type="dxa"/>
-          </w:tcPr>
-          <w:p>
-            <w:pPr>
-              <w:rPr>
-                <w:rFonts w:ascii="Century Gothic" w:eastAsia="Century Gothic" w:hAnsi="Century Gothic" w:cs="Century Gothic"/>
-                <w:color w:val="000000" w:themeColor="text1"/>
-                <w:sz w:val="20"/>
-                <w:szCs w:val="20"/>
-              </w:rPr>
-            </w:pPr>
-            <w:r>
-              <w:rPr>
-                <w:rFonts w:ascii="Century Gothic" w:eastAsia="Century Gothic" w:hAnsi="Century Gothic" w:cs="Century Gothic"/>
-                <w:color w:val="000000" w:themeColor="text1"/>
-                <w:sz w:val="20"/>
-                <w:szCs w:val="20"/>
-              </w:rPr>
-              <w:t xml:space="preserve">This is a privilege meant to be added to the SOC Team and </w:t>
-            </w:r>
-            <w:proofErr w:type="spellStart"/>
-            <w:r>
-              <w:rPr>
-                <w:rFonts w:ascii="Century Gothic" w:eastAsia="Century Gothic" w:hAnsi="Century Gothic" w:cs="Century Gothic"/>
-                <w:color w:val="000000" w:themeColor="text1"/>
-                <w:sz w:val="20"/>
-                <w:szCs w:val="20"/>
-              </w:rPr>
-              <w:t>SecOPS</w:t>
-            </w:r>
-            <w:proofErr w:type="spellEnd"/>
-            <w:r>
-              <w:rPr>
-                <w:rFonts w:ascii="Century Gothic" w:eastAsia="Century Gothic" w:hAnsi="Century Gothic" w:cs="Century Gothic"/>
-                <w:color w:val="000000" w:themeColor="text1"/>
-                <w:sz w:val="20"/>
-                <w:szCs w:val="20"/>
-              </w:rPr>
-              <w:t xml:space="preserve"> team to preview email reported as </w:t>
+            <w:tcW w:w="2070" w:type="dxa"/>
+          </w:tcPr>
+          <w:p>
+            <w:pPr>
+              <w:rPr>
+                <w:rFonts w:ascii="Century Gothic" w:eastAsia="Century Gothic" w:hAnsi="Century Gothic" w:cs="Century Gothic"/>
+                <w:color w:val="000000" w:themeColor="text1"/>
+                <w:sz w:val="20"/>
+                <w:szCs w:val="20"/>
+              </w:rPr>
+            </w:pPr>
+            <w:r>
+              <w:rPr>
+                <w:rFonts w:ascii="Century Gothic" w:eastAsia="Century Gothic" w:hAnsi="Century Gothic" w:cs="Century Gothic"/>
+                <w:color w:val="000000" w:themeColor="text1"/>
+                <w:sz w:val="20"/>
+                <w:szCs w:val="20"/>
+              </w:rPr>
+              <w:t xml:space="preserve">This is a privilege meant to be added to the SOC Team and SecOPS </w:t>
             </w:r>
             <w:r>
               <w:rPr>
@@ -2639,13 +2522,40 @@
                 <w:szCs w:val="20"/>
               </w:rPr>
               <w:lastRenderedPageBreak/>
-              <w:t>phishing/Malicious</w:t>
-            </w:r>
-          </w:p>
-        </w:tc>
-        <w:tc>
-          <w:tcPr>
-            <w:tcW w:w="1620" w:type="dxa"/>
+              <w:t xml:space="preserve">team </w:t>
+            </w:r>
+            <w:r>
+              <w:rPr>
+                <w:rFonts w:ascii="Century Gothic" w:eastAsia="Century Gothic" w:hAnsi="Century Gothic" w:cs="Century Gothic"/>
+                <w:color w:val="000000" w:themeColor="text1"/>
+                <w:sz w:val="20"/>
+                <w:szCs w:val="20"/>
+              </w:rPr>
+              <w:t>for</w:t>
+            </w:r>
+            <w:r>
+              <w:rPr>
+                <w:rFonts w:ascii="Century Gothic" w:eastAsia="Century Gothic" w:hAnsi="Century Gothic" w:cs="Century Gothic"/>
+                <w:color w:val="000000" w:themeColor="text1"/>
+                <w:sz w:val="20"/>
+                <w:szCs w:val="20"/>
+              </w:rPr>
+              <w:t xml:space="preserve"> email </w:t>
+            </w:r>
+            <w:r>
+              <w:rPr>
+                <w:rFonts w:ascii="Century Gothic" w:eastAsia="Century Gothic" w:hAnsi="Century Gothic" w:cs="Century Gothic"/>
+                <w:color w:val="000000" w:themeColor="text1"/>
+                <w:sz w:val="20"/>
+                <w:szCs w:val="20"/>
+              </w:rPr>
+              <w:t>investigation</w:t>
+            </w:r>
+          </w:p>
+        </w:tc>
+        <w:tc>
+          <w:tcPr>
+            <w:tcW w:w="1530" w:type="dxa"/>
           </w:tcPr>
           <w:p>
             <w:pPr>
@@ -2679,7 +2589,23 @@
                 <w:sz w:val="20"/>
                 <w:szCs w:val="20"/>
               </w:rPr>
-              <w:t>This has been implemented and Analyst can preview email(s) to aid in their investigation of phishing/spam emails</w:t>
+              <w:t xml:space="preserve">This has been implemented and Analyst can preview email(s) </w:t>
+            </w:r>
+            <w:r>
+              <w:rPr>
+                <w:rFonts w:ascii="Century Gothic" w:eastAsia="Century Gothic" w:hAnsi="Century Gothic" w:cs="Century Gothic"/>
+                <w:sz w:val="20"/>
+                <w:szCs w:val="20"/>
+              </w:rPr>
+              <w:t>during</w:t>
+            </w:r>
+            <w:r>
+              <w:rPr>
+                <w:rFonts w:ascii="Century Gothic" w:eastAsia="Century Gothic" w:hAnsi="Century Gothic" w:cs="Century Gothic"/>
+                <w:sz w:val="20"/>
+                <w:szCs w:val="20"/>
+              </w:rPr>
+              <w:t xml:space="preserve"> investigation of phishing/spam emails</w:t>
             </w:r>
           </w:p>
         </w:tc>
@@ -2772,37 +2698,94 @@
                 <w:sz w:val="20"/>
                 <w:szCs w:val="20"/>
               </w:rPr>
-              <w:t>Improving Service Desk Incident Metrics and High-Severity MTTR</w:t>
-            </w:r>
-          </w:p>
-        </w:tc>
-        <w:tc>
-          <w:tcPr>
-            <w:tcW w:w="1980" w:type="dxa"/>
-          </w:tcPr>
-          <w:p>
-            <w:pPr>
-              <w:rPr>
-                <w:rFonts w:ascii="Century Gothic" w:eastAsia="Century Gothic" w:hAnsi="Century Gothic" w:cs="Century Gothic"/>
-                <w:color w:val="000000" w:themeColor="text1"/>
-                <w:sz w:val="20"/>
-                <w:szCs w:val="20"/>
-              </w:rPr>
-            </w:pPr>
-            <w:r>
-              <w:rPr>
-                <w:rFonts w:ascii="Century Gothic" w:eastAsia="Century Gothic" w:hAnsi="Century Gothic" w:cs="Century Gothic"/>
-                <w:color w:val="000000" w:themeColor="text1"/>
-                <w:sz w:val="20"/>
-                <w:szCs w:val="20"/>
-              </w:rPr>
-              <w:t>Service Desk incident metrics not looking good for last month</w:t>
-            </w:r>
-          </w:p>
-        </w:tc>
-        <w:tc>
-          <w:tcPr>
-            <w:tcW w:w="1620" w:type="dxa"/>
+              <w:t>WIth</w:t>
+            </w:r>
+            <w:r>
+              <w:rPr>
+                <w:rFonts w:ascii="Century Gothic" w:eastAsia="Century Gothic" w:hAnsi="Century Gothic" w:cs="Century Gothic"/>
+                <w:b/>
+                <w:bCs/>
+                <w:sz w:val="20"/>
+                <w:szCs w:val="20"/>
+              </w:rPr>
+              <w:t>S</w:t>
+            </w:r>
+            <w:r>
+              <w:rPr>
+                <w:rFonts w:ascii="Century Gothic" w:eastAsia="Century Gothic" w:hAnsi="Century Gothic" w:cs="Century Gothic"/>
+                <w:b/>
+                <w:bCs/>
+                <w:sz w:val="20"/>
+                <w:szCs w:val="20"/>
+              </w:rPr>
+              <w:t xml:space="preserve">ecure </w:t>
+            </w:r>
+            <w:r>
+              <w:rPr>
+                <w:rFonts w:ascii="Century Gothic" w:eastAsia="Century Gothic" w:hAnsi="Century Gothic" w:cs="Century Gothic"/>
+                <w:b/>
+                <w:bCs/>
+                <w:sz w:val="20"/>
+                <w:szCs w:val="20"/>
+              </w:rPr>
+              <w:t>Integration</w:t>
+            </w:r>
+          </w:p>
+        </w:tc>
+        <w:tc>
+          <w:tcPr>
+            <w:tcW w:w="2070" w:type="dxa"/>
+          </w:tcPr>
+          <w:p>
+            <w:pPr>
+              <w:rPr>
+                <w:rFonts w:ascii="Century Gothic" w:eastAsia="Century Gothic" w:hAnsi="Century Gothic" w:cs="Century Gothic"/>
+                <w:color w:val="000000" w:themeColor="text1"/>
+                <w:sz w:val="20"/>
+                <w:szCs w:val="20"/>
+              </w:rPr>
+            </w:pPr>
+            <w:r>
+              <w:rPr>
+                <w:rFonts w:ascii="Century Gothic" w:eastAsia="Century Gothic" w:hAnsi="Century Gothic" w:cs="Century Gothic"/>
+                <w:color w:val="000000" w:themeColor="text1"/>
+                <w:sz w:val="20"/>
+                <w:szCs w:val="20"/>
+              </w:rPr>
+              <w:t xml:space="preserve">To facilitate </w:t>
+            </w:r>
+            <w:r>
+              <w:rPr>
+                <w:rFonts w:ascii="Century Gothic" w:eastAsia="Century Gothic" w:hAnsi="Century Gothic" w:cs="Century Gothic"/>
+                <w:color w:val="000000" w:themeColor="text1"/>
+                <w:sz w:val="20"/>
+                <w:szCs w:val="20"/>
+              </w:rPr>
+              <w:t xml:space="preserve">Endpoints </w:t>
+            </w:r>
+            <w:r>
+              <w:rPr>
+                <w:rFonts w:ascii="Century Gothic" w:eastAsia="Century Gothic" w:hAnsi="Century Gothic" w:cs="Century Gothic"/>
+                <w:color w:val="000000" w:themeColor="text1"/>
+                <w:sz w:val="20"/>
+                <w:szCs w:val="20"/>
+              </w:rPr>
+              <w:t xml:space="preserve">Incident detection on </w:t>
+            </w:r>
+            <w:r>
+              <w:rPr>
+                <w:rFonts w:ascii="Century Gothic" w:eastAsia="Century Gothic" w:hAnsi="Century Gothic" w:cs="Century Gothic"/>
+                <w:color w:val="000000" w:themeColor="text1"/>
+                <w:sz w:val="20"/>
+                <w:szCs w:val="20"/>
+              </w:rPr>
+              <w:t xml:space="preserve">Sentinel, Clients were recommended to integrate their endpoint detection tool </w:t>
+            </w:r>
+          </w:p>
+        </w:tc>
+        <w:tc>
+          <w:tcPr>
+            <w:tcW w:w="1530" w:type="dxa"/>
           </w:tcPr>
           <w:p>
             <w:pPr>
@@ -2845,7 +2828,43 @@
                 <w:sz w:val="20"/>
                 <w:szCs w:val="20"/>
               </w:rPr>
-              <w:t>The MTTR was at 18minutes, we are encouraged to try to reduce it</w:t>
+              <w:t xml:space="preserve">Liberia has already integrated their </w:t>
+            </w:r>
+            <w:r>
+              <w:rPr>
+                <w:rFonts w:ascii="Century Gothic" w:eastAsia="Century Gothic" w:hAnsi="Century Gothic" w:cs="Century Gothic"/>
+                <w:sz w:val="20"/>
+                <w:szCs w:val="20"/>
+              </w:rPr>
+              <w:t>WithSecure to their Sentinel Workspace</w:t>
+            </w:r>
+          </w:p>
+          <w:p>
+            <w:pPr>
+              <w:spacing w:line="240" w:lineRule="auto"/>
+              <w:rPr>
+                <w:rFonts w:ascii="Century Gothic" w:eastAsia="Century Gothic" w:hAnsi="Century Gothic" w:cs="Century Gothic"/>
+                <w:sz w:val="20"/>
+                <w:szCs w:val="20"/>
+              </w:rPr>
+            </w:pPr>
+          </w:p>
+          <w:p>
+            <w:pPr>
+              <w:spacing w:line="240" w:lineRule="auto"/>
+              <w:rPr>
+                <w:rFonts w:ascii="Century Gothic" w:eastAsia="Century Gothic" w:hAnsi="Century Gothic" w:cs="Century Gothic"/>
+                <w:sz w:val="20"/>
+                <w:szCs w:val="20"/>
+              </w:rPr>
+            </w:pPr>
+            <w:r>
+              <w:rPr>
+                <w:rFonts w:ascii="Century Gothic" w:eastAsia="Century Gothic" w:hAnsi="Century Gothic" w:cs="Century Gothic"/>
+                <w:sz w:val="20"/>
+                <w:szCs w:val="20"/>
+              </w:rPr>
+              <w:t>Nigeria and Zambia have also been reminded of the importance and a meeting is still in the pipeline regarding this.</w:t>
             </w:r>
           </w:p>
         </w:tc>
@@ -2864,15 +2883,6 @@
                 <w:szCs w:val="20"/>
               </w:rPr>
             </w:pPr>
-            <w:r>
-              <w:rPr>
-                <w:rFonts w:ascii="Century Gothic" w:eastAsia="Century Gothic" w:hAnsi="Century Gothic" w:cs="Century Gothic"/>
-                <w:color w:val="000000" w:themeColor="text1"/>
-                <w:sz w:val="20"/>
-                <w:szCs w:val="20"/>
-              </w:rPr>
-              <w:t>Nil</w:t>
-            </w:r>
           </w:p>
         </w:tc>
         <w:tc>
@@ -2939,7 +2949,6 @@
                 <w:szCs w:val="20"/>
               </w:rPr>
             </w:pPr>
-            <w:proofErr w:type="spellStart"/>
             <w:r>
               <w:rPr>
                 <w:rFonts w:ascii="Century Gothic" w:eastAsia="Century Gothic" w:hAnsi="Century Gothic" w:cs="Century Gothic"/>
@@ -2948,105 +2957,37 @@
                 <w:sz w:val="20"/>
                 <w:szCs w:val="20"/>
               </w:rPr>
-              <w:t>WIth</w:t>
-            </w:r>
-            <w:r>
-              <w:rPr>
-                <w:rFonts w:ascii="Century Gothic" w:eastAsia="Century Gothic" w:hAnsi="Century Gothic" w:cs="Century Gothic"/>
-                <w:b/>
-                <w:bCs/>
-                <w:sz w:val="20"/>
-                <w:szCs w:val="20"/>
-              </w:rPr>
-              <w:t>S</w:t>
-            </w:r>
-            <w:r>
-              <w:rPr>
-                <w:rFonts w:ascii="Century Gothic" w:eastAsia="Century Gothic" w:hAnsi="Century Gothic" w:cs="Century Gothic"/>
-                <w:b/>
-                <w:bCs/>
-                <w:sz w:val="20"/>
-                <w:szCs w:val="20"/>
-              </w:rPr>
-              <w:t>ecure</w:t>
-            </w:r>
-            <w:proofErr w:type="spellEnd"/>
-            <w:r>
-              <w:rPr>
-                <w:rFonts w:ascii="Century Gothic" w:eastAsia="Century Gothic" w:hAnsi="Century Gothic" w:cs="Century Gothic"/>
-                <w:b/>
-                <w:bCs/>
-                <w:sz w:val="20"/>
-                <w:szCs w:val="20"/>
-              </w:rPr>
-              <w:t xml:space="preserve"> </w:t>
-            </w:r>
-            <w:r>
-              <w:rPr>
-                <w:rFonts w:ascii="Century Gothic" w:eastAsia="Century Gothic" w:hAnsi="Century Gothic" w:cs="Century Gothic"/>
-                <w:b/>
-                <w:bCs/>
-                <w:sz w:val="20"/>
-                <w:szCs w:val="20"/>
-              </w:rPr>
-              <w:t>Integration</w:t>
-            </w:r>
-          </w:p>
-        </w:tc>
-        <w:tc>
-          <w:tcPr>
-            <w:tcW w:w="1980" w:type="dxa"/>
-          </w:tcPr>
-          <w:p>
-            <w:pPr>
-              <w:rPr>
-                <w:rFonts w:ascii="Century Gothic" w:eastAsia="Century Gothic" w:hAnsi="Century Gothic" w:cs="Century Gothic"/>
-                <w:color w:val="000000" w:themeColor="text1"/>
-                <w:sz w:val="20"/>
-                <w:szCs w:val="20"/>
-              </w:rPr>
-            </w:pPr>
-            <w:r>
-              <w:rPr>
-                <w:rFonts w:ascii="Century Gothic" w:eastAsia="Century Gothic" w:hAnsi="Century Gothic" w:cs="Century Gothic"/>
-                <w:color w:val="000000" w:themeColor="text1"/>
-                <w:sz w:val="20"/>
-                <w:szCs w:val="20"/>
-              </w:rPr>
-              <w:t xml:space="preserve">To facilitate </w:t>
-            </w:r>
-            <w:r>
-              <w:rPr>
-                <w:rFonts w:ascii="Century Gothic" w:eastAsia="Century Gothic" w:hAnsi="Century Gothic" w:cs="Century Gothic"/>
-                <w:color w:val="000000" w:themeColor="text1"/>
-                <w:sz w:val="20"/>
-                <w:szCs w:val="20"/>
-              </w:rPr>
-              <w:t xml:space="preserve">Endpoints </w:t>
-            </w:r>
-            <w:r>
-              <w:rPr>
-                <w:rFonts w:ascii="Century Gothic" w:eastAsia="Century Gothic" w:hAnsi="Century Gothic" w:cs="Century Gothic"/>
-                <w:color w:val="000000" w:themeColor="text1"/>
-                <w:sz w:val="20"/>
-                <w:szCs w:val="20"/>
-              </w:rPr>
-              <w:t xml:space="preserve">Incident detection on </w:t>
-            </w:r>
-            <w:r>
-              <w:rPr>
-                <w:rFonts w:ascii="Century Gothic" w:eastAsia="Century Gothic" w:hAnsi="Century Gothic" w:cs="Century Gothic"/>
-                <w:color w:val="000000" w:themeColor="text1"/>
-                <w:sz w:val="20"/>
-                <w:szCs w:val="20"/>
-              </w:rPr>
-              <w:t xml:space="preserve">Sentinel, Clients were recommended to integrate their endpoint detection tool </w:t>
-            </w:r>
-          </w:p>
-        </w:tc>
-        <w:tc>
-          <w:tcPr>
-            <w:tcW w:w="1620" w:type="dxa"/>
+              <w:t>Dinner for Night Shift</w:t>
+            </w:r>
+          </w:p>
+        </w:tc>
+        <w:tc>
+          <w:tcPr>
+            <w:tcW w:w="2070" w:type="dxa"/>
+          </w:tcPr>
+          <w:p>
+            <w:pPr>
+              <w:rPr>
+                <w:rFonts w:ascii="Century Gothic" w:eastAsia="Century Gothic" w:hAnsi="Century Gothic" w:cs="Century Gothic"/>
+                <w:color w:val="000000" w:themeColor="text1"/>
+                <w:sz w:val="20"/>
+                <w:szCs w:val="20"/>
+              </w:rPr>
+            </w:pPr>
+            <w:r>
+              <w:rPr>
+                <w:rFonts w:ascii="Century Gothic" w:eastAsia="Century Gothic" w:hAnsi="Century Gothic" w:cs="Century Gothic"/>
+                <w:color w:val="000000" w:themeColor="text1"/>
+                <w:sz w:val="20"/>
+                <w:szCs w:val="20"/>
+              </w:rPr>
+              <w:t>The NG Site makes provision for dinner, for those working during the Night Shift</w:t>
+            </w:r>
+          </w:p>
+        </w:tc>
+        <w:tc>
+          <w:tcPr>
+            <w:tcW w:w="1530" w:type="dxa"/>
           </w:tcPr>
           <w:p>
             <w:pPr>
@@ -3058,15 +2999,6 @@
                 <w:szCs w:val="20"/>
               </w:rPr>
             </w:pPr>
-            <w:r>
-              <w:rPr>
-                <w:rFonts w:ascii="Century Gothic" w:eastAsia="Century Gothic" w:hAnsi="Century Gothic" w:cs="Century Gothic"/>
-                <w:color w:val="000000" w:themeColor="text1"/>
-                <w:sz w:val="20"/>
-                <w:szCs w:val="20"/>
-              </w:rPr>
-              <w:t>All Team</w:t>
-            </w:r>
           </w:p>
         </w:tc>
         <w:tc>
@@ -3089,53 +3021,7 @@
                 <w:sz w:val="20"/>
                 <w:szCs w:val="20"/>
               </w:rPr>
-              <w:t xml:space="preserve">Liberia has already integrated their </w:t>
-            </w:r>
-            <w:proofErr w:type="spellStart"/>
-            <w:r>
-              <w:rPr>
-                <w:rFonts w:ascii="Century Gothic" w:eastAsia="Century Gothic" w:hAnsi="Century Gothic" w:cs="Century Gothic"/>
-                <w:sz w:val="20"/>
-                <w:szCs w:val="20"/>
-              </w:rPr>
-              <w:t>WithSecure</w:t>
-            </w:r>
-            <w:proofErr w:type="spellEnd"/>
-            <w:r>
-              <w:rPr>
-                <w:rFonts w:ascii="Century Gothic" w:eastAsia="Century Gothic" w:hAnsi="Century Gothic" w:cs="Century Gothic"/>
-                <w:sz w:val="20"/>
-                <w:szCs w:val="20"/>
-              </w:rPr>
-              <w:t xml:space="preserve"> to their Sentinel Workspace</w:t>
-            </w:r>
-          </w:p>
-          <w:p>
-            <w:pPr>
-              <w:spacing w:line="240" w:lineRule="auto"/>
-              <w:rPr>
-                <w:rFonts w:ascii="Century Gothic" w:eastAsia="Century Gothic" w:hAnsi="Century Gothic" w:cs="Century Gothic"/>
-                <w:sz w:val="20"/>
-                <w:szCs w:val="20"/>
-              </w:rPr>
-            </w:pPr>
-          </w:p>
-          <w:p>
-            <w:pPr>
-              <w:spacing w:line="240" w:lineRule="auto"/>
-              <w:rPr>
-                <w:rFonts w:ascii="Century Gothic" w:eastAsia="Century Gothic" w:hAnsi="Century Gothic" w:cs="Century Gothic"/>
-                <w:sz w:val="20"/>
-                <w:szCs w:val="20"/>
-              </w:rPr>
-            </w:pPr>
-            <w:r>
-              <w:rPr>
-                <w:rFonts w:ascii="Century Gothic" w:eastAsia="Century Gothic" w:hAnsi="Century Gothic" w:cs="Century Gothic"/>
-                <w:sz w:val="20"/>
-                <w:szCs w:val="20"/>
-              </w:rPr>
-              <w:t>Nigeria and Zambia have also been reminded of the importance and a meeting is still in the pipeline regarding this.</w:t>
+              <w:t>This is to inform us that this has been approved for members of the SOC Team. Those on Night Shift are advised to pick their Dinner</w:t>
             </w:r>
           </w:p>
         </w:tc>
@@ -3228,147 +3114,9 @@
                 <w:sz w:val="20"/>
                 <w:szCs w:val="20"/>
               </w:rPr>
-              <w:t>Dinner for Night Shift</w:t>
-            </w:r>
-          </w:p>
-        </w:tc>
-        <w:tc>
-          <w:tcPr>
-            <w:tcW w:w="1980" w:type="dxa"/>
-          </w:tcPr>
-          <w:p>
-            <w:pPr>
-              <w:rPr>
-                <w:rFonts w:ascii="Century Gothic" w:eastAsia="Century Gothic" w:hAnsi="Century Gothic" w:cs="Century Gothic"/>
-                <w:color w:val="000000" w:themeColor="text1"/>
-                <w:sz w:val="20"/>
-                <w:szCs w:val="20"/>
-              </w:rPr>
-            </w:pPr>
-            <w:r>
-              <w:rPr>
-                <w:rFonts w:ascii="Century Gothic" w:eastAsia="Century Gothic" w:hAnsi="Century Gothic" w:cs="Century Gothic"/>
-                <w:color w:val="000000" w:themeColor="text1"/>
-                <w:sz w:val="20"/>
-                <w:szCs w:val="20"/>
-              </w:rPr>
-              <w:t>The NG Site makes provision for dinner, for those working during the Night Shift</w:t>
-            </w:r>
-          </w:p>
-        </w:tc>
-        <w:tc>
-          <w:tcPr>
-            <w:tcW w:w="1620" w:type="dxa"/>
-          </w:tcPr>
-          <w:p>
-            <w:pPr>
-              <w:spacing w:line="240" w:lineRule="auto"/>
-              <w:rPr>
-                <w:rFonts w:ascii="Century Gothic" w:eastAsia="Century Gothic" w:hAnsi="Century Gothic" w:cs="Century Gothic"/>
-                <w:color w:val="000000" w:themeColor="text1"/>
-                <w:sz w:val="20"/>
-                <w:szCs w:val="20"/>
-              </w:rPr>
-            </w:pPr>
-          </w:p>
-        </w:tc>
-        <w:tc>
-          <w:tcPr>
-            <w:tcW w:w="2558" w:type="dxa"/>
-            <w:vAlign w:val="center"/>
-          </w:tcPr>
-          <w:p>
-            <w:pPr>
-              <w:spacing w:line="240" w:lineRule="auto"/>
-              <w:rPr>
-                <w:rFonts w:ascii="Century Gothic" w:eastAsia="Century Gothic" w:hAnsi="Century Gothic" w:cs="Century Gothic"/>
-                <w:sz w:val="20"/>
-                <w:szCs w:val="20"/>
-              </w:rPr>
-            </w:pPr>
-            <w:r>
-              <w:rPr>
-                <w:rFonts w:ascii="Century Gothic" w:eastAsia="Century Gothic" w:hAnsi="Century Gothic" w:cs="Century Gothic"/>
-                <w:sz w:val="20"/>
-                <w:szCs w:val="20"/>
-              </w:rPr>
-              <w:t>This is to inform us that this has been approved for members of the SOC Team. Those on Night Shift are advised to pick their Dinner</w:t>
-            </w:r>
-          </w:p>
-        </w:tc>
-        <w:tc>
-          <w:tcPr>
-            <w:tcW w:w="1032" w:type="dxa"/>
-            <w:shd w:val="clear" w:color="auto" w:fill="FFFFFF" w:themeFill="background1"/>
-          </w:tcPr>
-          <w:p>
-            <w:pPr>
-              <w:spacing w:line="240" w:lineRule="auto"/>
-              <w:rPr>
-                <w:rFonts w:ascii="Century Gothic" w:eastAsia="Century Gothic" w:hAnsi="Century Gothic" w:cs="Century Gothic"/>
-                <w:color w:val="000000" w:themeColor="text1"/>
-                <w:sz w:val="20"/>
-                <w:szCs w:val="20"/>
-              </w:rPr>
-            </w:pPr>
-          </w:p>
-        </w:tc>
-        <w:tc>
-          <w:tcPr>
-            <w:tcW w:w="1187" w:type="dxa"/>
-            <w:shd w:val="clear" w:color="auto" w:fill="FFFF00"/>
-          </w:tcPr>
-          <w:p>
-            <w:pPr>
-              <w:spacing w:line="240" w:lineRule="auto"/>
-              <w:rPr>
-                <w:rFonts w:ascii="Century Gothic" w:eastAsia="Century Gothic" w:hAnsi="Century Gothic" w:cs="Century Gothic"/>
-                <w:color w:val="000000" w:themeColor="text1"/>
-                <w:sz w:val="20"/>
-                <w:szCs w:val="20"/>
-              </w:rPr>
-            </w:pPr>
-          </w:p>
-        </w:tc>
-      </w:tr>
-      <w:tr>
-        <w:trPr>
-          <w:trHeight w:val="300"/>
-          <w:jc w:val="center"/>
-        </w:trPr>
-        <w:tc>
-          <w:tcPr>
-            <w:tcW w:w="530" w:type="dxa"/>
-            <w:vAlign w:val="center"/>
-          </w:tcPr>
-          <w:p>
-            <w:pPr>
-              <w:spacing w:line="240" w:lineRule="auto"/>
-              <w:rPr>
-                <w:rFonts w:ascii="Century Gothic" w:eastAsia="Century Gothic" w:hAnsi="Century Gothic" w:cs="Century Gothic"/>
-                <w:color w:val="000000" w:themeColor="text1"/>
-                <w:sz w:val="20"/>
-                <w:szCs w:val="20"/>
-              </w:rPr>
-            </w:pPr>
-            <w:r>
-              <w:rPr>
-                <w:rFonts w:ascii="Century Gothic" w:eastAsia="Century Gothic" w:hAnsi="Century Gothic" w:cs="Century Gothic"/>
-                <w:color w:val="000000" w:themeColor="text1"/>
-                <w:sz w:val="20"/>
-                <w:szCs w:val="20"/>
-              </w:rPr>
-              <w:t>9</w:t>
-            </w:r>
-          </w:p>
-        </w:tc>
-        <w:tc>
-          <w:tcPr>
-            <w:tcW w:w="1620" w:type="dxa"/>
-          </w:tcPr>
-          <w:p>
-            <w:pPr>
-              <w:spacing w:line="240" w:lineRule="auto"/>
+              <w:t xml:space="preserve">Dashboard to aid </w:t>
+            </w:r>
+            <w:r>
               <w:rPr>
                 <w:rFonts w:ascii="Century Gothic" w:eastAsia="Century Gothic" w:hAnsi="Century Gothic" w:cs="Century Gothic"/>
                 <w:b/>
@@ -3376,47 +3124,28 @@
                 <w:sz w:val="20"/>
                 <w:szCs w:val="20"/>
               </w:rPr>
-            </w:pPr>
-            <w:r>
-              <w:rPr>
-                <w:rFonts w:ascii="Century Gothic" w:eastAsia="Century Gothic" w:hAnsi="Century Gothic" w:cs="Century Gothic"/>
-                <w:b/>
-                <w:bCs/>
-                <w:sz w:val="20"/>
-                <w:szCs w:val="20"/>
-              </w:rPr>
-              <w:t xml:space="preserve">Dashboard to aid </w:t>
-            </w:r>
-            <w:r>
-              <w:rPr>
-                <w:rFonts w:ascii="Century Gothic" w:eastAsia="Century Gothic" w:hAnsi="Century Gothic" w:cs="Century Gothic"/>
-                <w:b/>
-                <w:bCs/>
-                <w:sz w:val="20"/>
-                <w:szCs w:val="20"/>
-              </w:rPr>
               <w:t>Collaboration</w:t>
             </w:r>
           </w:p>
         </w:tc>
         <w:tc>
           <w:tcPr>
-            <w:tcW w:w="1980" w:type="dxa"/>
-          </w:tcPr>
-          <w:p>
-            <w:pPr>
-              <w:rPr>
-                <w:rFonts w:ascii="Century Gothic" w:eastAsia="Century Gothic" w:hAnsi="Century Gothic" w:cs="Century Gothic"/>
-                <w:color w:val="000000" w:themeColor="text1"/>
-                <w:sz w:val="20"/>
-                <w:szCs w:val="20"/>
-              </w:rPr>
-            </w:pPr>
-          </w:p>
-        </w:tc>
-        <w:tc>
-          <w:tcPr>
-            <w:tcW w:w="1620" w:type="dxa"/>
+            <w:tcW w:w="2070" w:type="dxa"/>
+          </w:tcPr>
+          <w:p>
+            <w:pPr>
+              <w:rPr>
+                <w:rFonts w:ascii="Century Gothic" w:eastAsia="Century Gothic" w:hAnsi="Century Gothic" w:cs="Century Gothic"/>
+                <w:color w:val="000000" w:themeColor="text1"/>
+                <w:sz w:val="20"/>
+                <w:szCs w:val="20"/>
+              </w:rPr>
+            </w:pPr>
+          </w:p>
+        </w:tc>
+        <w:tc>
+          <w:tcPr>
+            <w:tcW w:w="1530" w:type="dxa"/>
           </w:tcPr>
           <w:p>
             <w:pPr>
